--- a/fra/docx/66.content.docx
+++ b/fra/docx/66.content.docx
@@ -244,19 +244,7 @@
         <w:rPr>
           <w:lang w:val="fr_FR" w:bidi="fr_FR"/>
         </w:rPr>
-        <w:t xml:space="preserve"> en grec) introduit la dimension visionnaire de ce livre, qui s’inscrit dans la tradition de l’écriture apocalyptique (voir </w:t>
-      </w:r>
-      <w:r>
-        <w:rPr>
-          <w:lang w:val="fr_FR" w:bidi="fr_FR"/>
-        </w:rPr>
-        <w:t>Introduction au livre de l’Apocalypse</w:t>
-      </w:r>
-      <w:r>
-        <w:rPr>
-          <w:lang w:val="fr_FR" w:bidi="fr_FR"/>
-        </w:rPr>
-        <w:t xml:space="preserve">, « Écriture Apocalyptique »). Dieu y révèle son message inspiré à travers des symboles énigmatiques, des nombres chargés de sens et des images frappantes. • de (ou </w:t>
+        <w:t xml:space="preserve"> en grec) introduit la dimension visionnaire de ce livre, qui s’inscrit dans la tradition de l’écriture apocalyptique (voir Introduction au livre de l’Apocalypse, « Écriture Apocalyptique »). Dieu y révèle son message inspiré à travers des symboles énigmatiques, des nombres chargés de sens et des images frappantes. • de (ou </w:t>
       </w:r>
       <w:r>
         <w:rPr>
@@ -3299,19 +3287,7 @@
         <w:rPr>
           <w:lang w:val="fr_FR" w:bidi="fr_FR"/>
         </w:rPr>
-        <w:t xml:space="preserve">), et que les écrits de Jean visaient à contrer leurs hérésies, notamment celles propagées par Cérinthe (voir </w:t>
-      </w:r>
-      <w:r>
-        <w:rPr>
-          <w:lang w:val="fr_FR" w:bidi="fr_FR"/>
-        </w:rPr>
-        <w:t>Introduction du livre de 1Jn</w:t>
-      </w:r>
-      <w:r>
-        <w:rPr>
-          <w:lang w:val="fr_FR" w:bidi="fr_FR"/>
-        </w:rPr>
-        <w:t>, « Contexte »).</w:t>
+        <w:t>), et que les écrits de Jean visaient à contrer leurs hérésies, notamment celles propagées par Cérinthe (voir Introduction du livre de 1Jn, « Contexte »).</w:t>
       </w:r>
       <w:r>
         <w:rPr>
